--- a/storage/templates/normalized-docx/BM-163/BM-163_normalized.docx
+++ b/storage/templates/normalized-docx/BM-163/BM-163_normalized.docx
@@ -966,7 +966,7 @@
           <w:szCs w:val="24"/>
           <w:lang w:val="en-US" w:eastAsia="en-US"/>
         </w:rPr>
-        <w:t>{{document.field}}</w:t>
+        <w:t>{{document.fullDocumentCode}}</w:t>
       </w:r>
     </w:p>
     <w:p>
@@ -1003,7 +1003,7 @@
           <w:szCs w:val="24"/>
           <w:lang w:val="en-US" w:eastAsia="en-US"/>
         </w:rPr>
-        <w:t>{{document.field}}</w:t>
+        <w:t>{{document.issueDate}}</w:t>
       </w:r>
     </w:p>
     <w:p>
@@ -1020,7 +1020,7 @@
           <w:szCs w:val="24"/>
           <w:lang w:val="en-US" w:eastAsia="en-US"/>
         </w:rPr>
-        <w:t>{{document.field}}</w:t>
+        <w:t>{{person.dateOfBirth}}</w:t>
       </w:r>
     </w:p>
     <w:p>
@@ -1042,7 +1042,7 @@
           <w:szCs w:val="24"/>
           <w:lang w:val="en-US" w:eastAsia="en-US"/>
         </w:rPr>
-        <w:t xml:space="preserve">{{document.field}}</w:t>
+        <w:t xml:space="preserve">{{person.personFullName}}</w:t>
       </w:r>
     </w:p>
     <w:p>
@@ -1066,7 +1066,7 @@
         </w:rPr>
         <w:t>Nơi ở hiện nay:</w:t>
         <w:tab/>
-        <w:t>{{document.field}}</w:t>
+        <w:t>{{person.currentAddress}}</w:t>
       </w:r>
     </w:p>
     <w:p>
@@ -1103,7 +1103,7 @@
           <w:szCs w:val="24"/>
           <w:lang w:val="en-US" w:eastAsia="en-US"/>
         </w:rPr>
-        <w:t>{{document.field}}</w:t>
+        <w:t>{{person.occupation}}</w:t>
       </w:r>
       <w:r>
         <w:rPr>
@@ -1123,7 +1123,7 @@
           <w:szCs w:val="24"/>
           <w:lang w:val="en-US" w:eastAsia="en-US"/>
         </w:rPr>
-        <w:t xml:space="preserve">{{document.field}}</w:t>
+        <w:t xml:space="preserve">{{person.ward}}</w:t>
       </w:r>
     </w:p>
     <w:p>
@@ -1144,7 +1144,7 @@
           <w:szCs w:val="24"/>
           <w:lang w:val="en-US" w:eastAsia="en-US"/>
         </w:rPr>
-        <w:t>{{document.field}}</w:t>
+        <w:t>{{person.province}}</w:t>
       </w:r>
       <w:r>
         <w:rPr>
@@ -1164,7 +1164,7 @@
           <w:szCs w:val="24"/>
           <w:lang w:val="en-US" w:eastAsia="en-US"/>
         </w:rPr>
-        <w:t>{{document.field}}</w:t>
+        <w:t>{{person.dateOfBirth}}</w:t>
         <w:tab/>
         <w:t xml:space="preserve"> </w:t>
       </w:r>
@@ -1206,7 +1206,7 @@
           <w:szCs w:val="24"/>
           <w:lang w:val="en-US" w:eastAsia="en-US"/>
         </w:rPr>
-        <w:t>{{document.field}}</w:t>
+        <w:t>{{person.idNumber}}</w:t>
         <w:tab/>
       </w:r>
     </w:p>
@@ -1248,7 +1248,7 @@
           <w:szCs w:val="24"/>
           <w:lang w:val="en-US" w:eastAsia="en-US"/>
         </w:rPr>
-        <w:t>{{document.field}}</w:t>
+        <w:t>{{case.caseNumber}}</w:t>
         <w:tab/>
         <w:t xml:space="preserve"> </w:t>
       </w:r>
